--- a/00-首页/题组Word/初赛模拟卷/真题版式/初赛模拟卷V（非有机·答案与解析版·真题版式）.docx
+++ b/00-首页/题组Word/初赛模拟卷/真题版式/初赛模拟卷V（非有机·答案与解析版·真题版式）.docx
@@ -7780,7 +7780,7 @@
       <w:r>
         <w:drawing>
           <wp:inline>
-            <wp:extent cx="6184900" cy="4240636"/>
+            <wp:extent cx="3600000" cy="2468316"/>
             <wp:effectExtent b="0" l="0" r="0" t="0"/>
             <wp:docPr descr="" title="" id="24" name="Picture"/>
             <a:graphic>
@@ -7801,7 +7801,7 @@
                   <pic:spPr bwMode="auto">
                     <a:xfrm>
                       <a:off x="0" y="0"/>
-                      <a:ext cx="6184900" cy="4240636"/>
+                      <a:ext cx="3600000" cy="2468316"/>
                     </a:xfrm>
                     <a:prstGeom prst="rect">
                       <a:avLst/>
@@ -9675,7 +9675,7 @@
       <w:r>
         <w:drawing>
           <wp:inline>
-            <wp:extent cx="4140200" cy="2298700"/>
+            <wp:extent cx="3600000" cy="1998773"/>
             <wp:effectExtent b="0" l="0" r="0" t="0"/>
             <wp:docPr descr="" title="" id="34" name="Picture"/>
             <a:graphic>
@@ -9696,7 +9696,7 @@
                   <pic:spPr bwMode="auto">
                     <a:xfrm>
                       <a:off x="0" y="0"/>
-                      <a:ext cx="4140200" cy="2298700"/>
+                      <a:ext cx="3600000" cy="1998773"/>
                     </a:xfrm>
                     <a:prstGeom prst="rect">
                       <a:avLst/>
@@ -11037,7 +11037,7 @@
       <w:r>
         <w:drawing>
           <wp:inline>
-            <wp:extent cx="4381500" cy="1778000"/>
+            <wp:extent cx="3600000" cy="1460869"/>
             <wp:effectExtent b="0" l="0" r="0" t="0"/>
             <wp:docPr descr="" title="" id="37" name="Picture"/>
             <a:graphic>
@@ -11058,7 +11058,7 @@
                   <pic:spPr bwMode="auto">
                     <a:xfrm>
                       <a:off x="0" y="0"/>
-                      <a:ext cx="4381500" cy="1778000"/>
+                      <a:ext cx="3600000" cy="1460869"/>
                     </a:xfrm>
                     <a:prstGeom prst="rect">
                       <a:avLst/>
@@ -16908,7 +16908,7 @@
       <w:r>
         <w:drawing>
           <wp:inline>
-            <wp:extent cx="5727700" cy="4102100"/>
+            <wp:extent cx="3600000" cy="2578270"/>
             <wp:effectExtent b="0" l="0" r="0" t="0"/>
             <wp:docPr descr="" title="" id="65" name="Picture"/>
             <a:graphic>
@@ -16929,7 +16929,7 @@
                   <pic:spPr bwMode="auto">
                     <a:xfrm>
                       <a:off x="0" y="0"/>
-                      <a:ext cx="5727700" cy="4102100"/>
+                      <a:ext cx="3600000" cy="2578270"/>
                     </a:xfrm>
                     <a:prstGeom prst="rect">
                       <a:avLst/>
@@ -17402,7 +17402,7 @@
       <w:r>
         <w:drawing>
           <wp:inline>
-            <wp:extent cx="5943600" cy="4025900"/>
+            <wp:extent cx="3600000" cy="2438461"/>
             <wp:effectExtent b="0" l="0" r="0" t="0"/>
             <wp:docPr descr="" title="" id="68" name="Picture"/>
             <a:graphic>
@@ -17423,7 +17423,7 @@
                   <pic:spPr bwMode="auto">
                     <a:xfrm>
                       <a:off x="0" y="0"/>
-                      <a:ext cx="5943600" cy="4025900"/>
+                      <a:ext cx="3600000" cy="2438461"/>
                     </a:xfrm>
                     <a:prstGeom prst="rect">
                       <a:avLst/>
@@ -17772,7 +17772,7 @@
       <w:r>
         <w:drawing>
           <wp:inline>
-            <wp:extent cx="3962400" cy="2057400"/>
+            <wp:extent cx="3600000" cy="1869230"/>
             <wp:effectExtent b="0" l="0" r="0" t="0"/>
             <wp:docPr descr="" title="" id="73" name="Picture"/>
             <a:graphic>
@@ -17793,7 +17793,7 @@
                   <pic:spPr bwMode="auto">
                     <a:xfrm>
                       <a:off x="0" y="0"/>
-                      <a:ext cx="3962400" cy="2057400"/>
+                      <a:ext cx="3600000" cy="1869230"/>
                     </a:xfrm>
                     <a:prstGeom prst="rect">
                       <a:avLst/>
@@ -18986,7 +18986,7 @@
       <w:r>
         <w:drawing>
           <wp:inline>
-            <wp:extent cx="4279900" cy="2120900"/>
+            <wp:extent cx="3600000" cy="1783976"/>
             <wp:effectExtent b="0" l="0" r="0" t="0"/>
             <wp:docPr descr="" title="" id="78" name="Picture"/>
             <a:graphic>
@@ -19007,7 +19007,7 @@
                   <pic:spPr bwMode="auto">
                     <a:xfrm>
                       <a:off x="0" y="0"/>
-                      <a:ext cx="4279900" cy="2120900"/>
+                      <a:ext cx="3600000" cy="1783976"/>
                     </a:xfrm>
                     <a:prstGeom prst="rect">
                       <a:avLst/>
@@ -19595,7 +19595,7 @@
       <w:r>
         <w:drawing>
           <wp:inline>
-            <wp:extent cx="5511800" cy="2057400"/>
+            <wp:extent cx="3600000" cy="1343778"/>
             <wp:effectExtent b="0" l="0" r="0" t="0"/>
             <wp:docPr descr="" title="" id="81" name="Picture"/>
             <a:graphic>
@@ -19616,7 +19616,7 @@
                   <pic:spPr bwMode="auto">
                     <a:xfrm>
                       <a:off x="0" y="0"/>
-                      <a:ext cx="5511800" cy="2057400"/>
+                      <a:ext cx="3600000" cy="1343778"/>
                     </a:xfrm>
                     <a:prstGeom prst="rect">
                       <a:avLst/>

--- a/00-首页/题组Word/初赛模拟卷/真题版式/初赛模拟卷V（非有机·答案与解析版·真题版式）.docx
+++ b/00-首页/题组Word/初赛模拟卷/真题版式/初赛模拟卷V（非有机·答案与解析版·真题版式）.docx
@@ -30134,12 +30134,13 @@
         <w:tblLook w:firstRow="1" w:lastRow="0" w:firstColumn="0" w:lastColumn="0" w:noHBand="0" w:noVBand="0" w:val="0020"/>
       </w:tblPr>
       <w:tblGrid>
-        <w:gridCol w:w="958"/>
-        <w:gridCol w:w="4597"/>
-        <w:gridCol w:w="1926"/>
-        <w:gridCol w:w="1159"/>
-        <w:gridCol w:w="600"/>
-        <w:gridCol w:w="512"/>
+        <w:gridCol w:w="737"/>
+        <w:gridCol w:w="2534"/>
+        <w:gridCol w:w="3061"/>
+        <w:gridCol w:w="812"/>
+        <w:gridCol w:w="964"/>
+        <w:gridCol w:w="992"/>
+        <w:gridCol w:w="652"/>
       </w:tblGrid>
       <w:tr>
         <w:trPr>
@@ -30147,7 +30148,7 @@
         </w:trPr>
         <w:tc>
           <w:tcPr>
-            <w:tcW w:type="dxa" w:w="958"/>
+            <w:tcW w:type="dxa" w:w="737"/>
           </w:tcPr>
           <w:tcPr/>
           <w:p>
@@ -30165,13 +30166,29 @@
         </w:tc>
         <w:tc>
           <w:tcPr>
-            <w:tcW w:type="dxa" w:w="4597"/>
+            <w:tcW w:type="dxa" w:w="2534"/>
           </w:tcPr>
           <w:tcPr/>
           <w:p>
             <w:pPr>
               <w:pStyle w:val="Compact"/>
-              <w:jc w:val="left"/>
+            </w:pPr>
+            <w:r>
+              <w:rPr>
+                <w:rFonts w:ascii="Times New Roman" w:hAnsi="Times New Roman" w:cs="Times New Roman" w:eastAsia="SimSun"/>
+              </w:rPr>
+              <w:t xml:space="preserve">题名</w:t>
+            </w:r>
+          </w:p>
+        </w:tc>
+        <w:tc>
+          <w:tcPr>
+            <w:tcW w:type="dxa" w:w="3061"/>
+          </w:tcPr>
+          <w:tcPr/>
+          <w:p>
+            <w:pPr>
+              <w:pStyle w:val="Compact"/>
             </w:pPr>
             <w:r>
               <w:rPr>
@@ -30183,31 +30200,31 @@
         </w:tc>
         <w:tc>
           <w:tcPr>
-            <w:tcW w:type="dxa" w:w="1926"/>
+            <w:tcW w:type="dxa" w:w="812"/>
           </w:tcPr>
           <w:tcPr/>
           <w:p>
             <w:pPr>
               <w:pStyle w:val="Compact"/>
-              <w:jc w:val="left"/>
+              <w:jc w:val="center"/>
             </w:pPr>
             <w:r>
               <w:rPr>
                 <w:rFonts w:ascii="Times New Roman" w:hAnsi="Times New Roman" w:cs="Times New Roman" w:eastAsia="SimSun"/>
               </w:rPr>
-              <w:t xml:space="preserve">原书套卷·题号</w:t>
+              <w:t xml:space="preserve">来源</w:t>
             </w:r>
           </w:p>
         </w:tc>
         <w:tc>
           <w:tcPr>
-            <w:tcW w:type="dxa" w:w="1159"/>
+            <w:tcW w:type="dxa" w:w="964"/>
           </w:tcPr>
           <w:tcPr/>
           <w:p>
             <w:pPr>
               <w:pStyle w:val="Compact"/>
-              <w:jc w:val="left"/>
+              <w:jc w:val="center"/>
             </w:pPr>
             <w:r>
               <w:rPr>
@@ -30219,7 +30236,7 @@
         </w:tc>
         <w:tc>
           <w:tcPr>
-            <w:tcW w:type="dxa" w:w="600"/>
+            <w:tcW w:type="dxa" w:w="992"/>
           </w:tcPr>
           <w:tcPr/>
           <w:p>
@@ -30237,7 +30254,7 @@
         </w:tc>
         <w:tc>
           <w:tcPr>
-            <w:tcW w:type="dxa" w:w="512"/>
+            <w:tcW w:type="dxa" w:w="652"/>
           </w:tcPr>
           <w:tcPr/>
           <w:p>
@@ -30257,7 +30274,7 @@
       <w:tr>
         <w:tc>
           <w:tcPr>
-            <w:tcW w:type="dxa" w:w="958"/>
+            <w:tcW w:type="dxa" w:w="737"/>
           </w:tcPr>
           <w:tcPr/>
           <w:p>
@@ -30272,13 +30289,29 @@
         </w:tc>
         <w:tc>
           <w:tcPr>
-            <w:tcW w:type="dxa" w:w="4597"/>
+            <w:tcW w:type="dxa" w:w="2534"/>
           </w:tcPr>
           <w:tcPr/>
           <w:p>
             <w:pPr>
               <w:pStyle w:val="Compact"/>
-              <w:jc w:val="left"/>
+            </w:pPr>
+            <w:r>
+              <w:rPr>
+                <w:rFonts w:ascii="Times New Roman" w:hAnsi="Times New Roman" w:cs="Times New Roman" w:eastAsia="SimSun"/>
+              </w:rPr>
+              <w:t xml:space="preserve">铬的过氧化合物推断</w:t>
+            </w:r>
+          </w:p>
+        </w:tc>
+        <w:tc>
+          <w:tcPr>
+            <w:tcW w:type="dxa" w:w="3061"/>
+          </w:tcPr>
+          <w:tcPr/>
+          <w:p>
+            <w:pPr>
+              <w:pStyle w:val="Compact"/>
             </w:pPr>
             <w:r>
               <w:rPr>
@@ -30290,43 +30323,31 @@
         </w:tc>
         <w:tc>
           <w:tcPr>
-            <w:tcW w:type="dxa" w:w="1926"/>
+            <w:tcW w:type="dxa" w:w="812"/>
           </w:tcPr>
           <w:tcPr/>
           <w:p>
             <w:pPr>
               <w:pStyle w:val="Compact"/>
-              <w:jc w:val="left"/>
+              <w:jc w:val="center"/>
             </w:pPr>
-            <w:r>
-              <w:t xml:space="preserve">2019 </w:t>
-            </w:r>
             <w:r>
               <w:rPr>
                 <w:rFonts w:ascii="Times New Roman" w:hAnsi="Times New Roman" w:cs="Times New Roman" w:eastAsia="SimSun"/>
               </w:rPr>
-              <w:t xml:space="preserve">BAT4二模</w:t>
-            </w:r>
-            <w:r>
-              <w:t xml:space="preserve"> </w:t>
-            </w:r>
-            <w:r>
-              <w:rPr>
-                <w:rFonts w:ascii="Times New Roman" w:hAnsi="Times New Roman" w:cs="Times New Roman" w:eastAsia="SimSun"/>
-              </w:rPr>
-              <w:t xml:space="preserve">第3题</w:t>
+              <w:t xml:space="preserve">北斗学友</w:t>
             </w:r>
           </w:p>
         </w:tc>
         <w:tc>
           <w:tcPr>
-            <w:tcW w:type="dxa" w:w="1159"/>
+            <w:tcW w:type="dxa" w:w="964"/>
           </w:tcPr>
           <w:tcPr/>
           <w:p>
             <w:pPr>
               <w:pStyle w:val="Compact"/>
-              <w:jc w:val="left"/>
+              <w:jc w:val="center"/>
             </w:pPr>
             <w:r>
               <w:rPr>
@@ -30338,7 +30359,7 @@
         </w:tc>
         <w:tc>
           <w:tcPr>
-            <w:tcW w:type="dxa" w:w="600"/>
+            <w:tcW w:type="dxa" w:w="992"/>
           </w:tcPr>
           <w:tcPr/>
           <w:p>
@@ -30347,13 +30368,13 @@
               <w:jc w:val="center"/>
             </w:pPr>
             <w:r>
-              <w:t xml:space="preserve">5</w:t>
+              <w:t xml:space="preserve">⭐⭐⭐⭐⭐</w:t>
             </w:r>
           </w:p>
         </w:tc>
         <w:tc>
           <w:tcPr>
-            <w:tcW w:type="dxa" w:w="512"/>
+            <w:tcW w:type="dxa" w:w="652"/>
           </w:tcPr>
           <w:tcPr/>
           <w:p>
@@ -30370,7 +30391,7 @@
       <w:tr>
         <w:tc>
           <w:tcPr>
-            <w:tcW w:type="dxa" w:w="958"/>
+            <w:tcW w:type="dxa" w:w="737"/>
           </w:tcPr>
           <w:tcPr/>
           <w:p>
@@ -30385,13 +30406,29 @@
         </w:tc>
         <w:tc>
           <w:tcPr>
-            <w:tcW w:type="dxa" w:w="4597"/>
+            <w:tcW w:type="dxa" w:w="2534"/>
           </w:tcPr>
           <w:tcPr/>
           <w:p>
             <w:pPr>
               <w:pStyle w:val="Compact"/>
-              <w:jc w:val="left"/>
+            </w:pPr>
+            <w:r>
+              <w:rPr>
+                <w:rFonts w:ascii="Times New Roman" w:hAnsi="Times New Roman" w:cs="Times New Roman" w:eastAsia="SimSun"/>
+              </w:rPr>
+              <w:t xml:space="preserve">沉淀重量法误差与EDTA掩蔽</w:t>
+            </w:r>
+          </w:p>
+        </w:tc>
+        <w:tc>
+          <w:tcPr>
+            <w:tcW w:type="dxa" w:w="3061"/>
+          </w:tcPr>
+          <w:tcPr/>
+          <w:p>
+            <w:pPr>
+              <w:pStyle w:val="Compact"/>
             </w:pPr>
             <w:r>
               <w:rPr>
@@ -30403,43 +30440,31 @@
         </w:tc>
         <w:tc>
           <w:tcPr>
-            <w:tcW w:type="dxa" w:w="1926"/>
+            <w:tcW w:type="dxa" w:w="812"/>
           </w:tcPr>
           <w:tcPr/>
           <w:p>
             <w:pPr>
               <w:pStyle w:val="Compact"/>
-              <w:jc w:val="left"/>
+              <w:jc w:val="center"/>
             </w:pPr>
-            <w:r>
-              <w:t xml:space="preserve">2016 </w:t>
-            </w:r>
             <w:r>
               <w:rPr>
                 <w:rFonts w:ascii="Times New Roman" w:hAnsi="Times New Roman" w:cs="Times New Roman" w:eastAsia="SimSun"/>
               </w:rPr>
-              <w:t xml:space="preserve">BST4强化一</w:t>
-            </w:r>
-            <w:r>
-              <w:t xml:space="preserve"> </w:t>
-            </w:r>
-            <w:r>
-              <w:rPr>
-                <w:rFonts w:ascii="Times New Roman" w:hAnsi="Times New Roman" w:cs="Times New Roman" w:eastAsia="SimSun"/>
-              </w:rPr>
-              <w:t xml:space="preserve">第6题</w:t>
+              <w:t xml:space="preserve">北斗学友</w:t>
             </w:r>
           </w:p>
         </w:tc>
         <w:tc>
           <w:tcPr>
-            <w:tcW w:type="dxa" w:w="1159"/>
+            <w:tcW w:type="dxa" w:w="964"/>
           </w:tcPr>
           <w:tcPr/>
           <w:p>
             <w:pPr>
               <w:pStyle w:val="Compact"/>
-              <w:jc w:val="left"/>
+              <w:jc w:val="center"/>
             </w:pPr>
             <w:r>
               <w:rPr>
@@ -30451,7 +30476,7 @@
         </w:tc>
         <w:tc>
           <w:tcPr>
-            <w:tcW w:type="dxa" w:w="600"/>
+            <w:tcW w:type="dxa" w:w="992"/>
           </w:tcPr>
           <w:tcPr/>
           <w:p>
@@ -30460,13 +30485,13 @@
               <w:jc w:val="center"/>
             </w:pPr>
             <w:r>
-              <w:t xml:space="preserve">5</w:t>
+              <w:t xml:space="preserve">⭐⭐⭐⭐⭐</w:t>
             </w:r>
           </w:p>
         </w:tc>
         <w:tc>
           <w:tcPr>
-            <w:tcW w:type="dxa" w:w="512"/>
+            <w:tcW w:type="dxa" w:w="652"/>
           </w:tcPr>
           <w:tcPr/>
           <w:p>
@@ -30483,7 +30508,7 @@
       <w:tr>
         <w:tc>
           <w:tcPr>
-            <w:tcW w:type="dxa" w:w="958"/>
+            <w:tcW w:type="dxa" w:w="737"/>
           </w:tcPr>
           <w:tcPr/>
           <w:p>
@@ -30498,13 +30523,29 @@
         </w:tc>
         <w:tc>
           <w:tcPr>
-            <w:tcW w:type="dxa" w:w="4597"/>
+            <w:tcW w:type="dxa" w:w="2534"/>
           </w:tcPr>
           <w:tcPr/>
           <w:p>
             <w:pPr>
               <w:pStyle w:val="Compact"/>
-              <w:jc w:val="left"/>
+            </w:pPr>
+            <w:r>
+              <w:rPr>
+                <w:rFonts w:ascii="Times New Roman" w:hAnsi="Times New Roman" w:cs="Times New Roman" w:eastAsia="SimSun"/>
+              </w:rPr>
+              <w:t xml:space="preserve">钛的化合物推断</w:t>
+            </w:r>
+          </w:p>
+        </w:tc>
+        <w:tc>
+          <w:tcPr>
+            <w:tcW w:type="dxa" w:w="3061"/>
+          </w:tcPr>
+          <w:tcPr/>
+          <w:p>
+            <w:pPr>
+              <w:pStyle w:val="Compact"/>
             </w:pPr>
             <w:r>
               <w:rPr>
@@ -30516,43 +30557,31 @@
         </w:tc>
         <w:tc>
           <w:tcPr>
-            <w:tcW w:type="dxa" w:w="1926"/>
+            <w:tcW w:type="dxa" w:w="812"/>
           </w:tcPr>
           <w:tcPr/>
           <w:p>
             <w:pPr>
               <w:pStyle w:val="Compact"/>
-              <w:jc w:val="left"/>
+              <w:jc w:val="center"/>
             </w:pPr>
-            <w:r>
-              <w:t xml:space="preserve">2018 </w:t>
-            </w:r>
             <w:r>
               <w:rPr>
                 <w:rFonts w:ascii="Times New Roman" w:hAnsi="Times New Roman" w:cs="Times New Roman" w:eastAsia="SimSun"/>
               </w:rPr>
-              <w:t xml:space="preserve">BST4强化一</w:t>
-            </w:r>
-            <w:r>
-              <w:t xml:space="preserve"> </w:t>
-            </w:r>
-            <w:r>
-              <w:rPr>
-                <w:rFonts w:ascii="Times New Roman" w:hAnsi="Times New Roman" w:cs="Times New Roman" w:eastAsia="SimSun"/>
-              </w:rPr>
-              <w:t xml:space="preserve">第6题</w:t>
+              <w:t xml:space="preserve">北斗学友</w:t>
             </w:r>
           </w:p>
         </w:tc>
         <w:tc>
           <w:tcPr>
-            <w:tcW w:type="dxa" w:w="1159"/>
+            <w:tcW w:type="dxa" w:w="964"/>
           </w:tcPr>
           <w:tcPr/>
           <w:p>
             <w:pPr>
               <w:pStyle w:val="Compact"/>
-              <w:jc w:val="left"/>
+              <w:jc w:val="center"/>
             </w:pPr>
             <w:r>
               <w:rPr>
@@ -30564,7 +30593,7 @@
         </w:tc>
         <w:tc>
           <w:tcPr>
-            <w:tcW w:type="dxa" w:w="600"/>
+            <w:tcW w:type="dxa" w:w="992"/>
           </w:tcPr>
           <w:tcPr/>
           <w:p>
@@ -30573,13 +30602,13 @@
               <w:jc w:val="center"/>
             </w:pPr>
             <w:r>
-              <w:t xml:space="preserve">4</w:t>
+              <w:t xml:space="preserve">⭐⭐⭐⭐</w:t>
             </w:r>
           </w:p>
         </w:tc>
         <w:tc>
           <w:tcPr>
-            <w:tcW w:type="dxa" w:w="512"/>
+            <w:tcW w:type="dxa" w:w="652"/>
           </w:tcPr>
           <w:tcPr/>
           <w:p>
@@ -30596,7 +30625,7 @@
       <w:tr>
         <w:tc>
           <w:tcPr>
-            <w:tcW w:type="dxa" w:w="958"/>
+            <w:tcW w:type="dxa" w:w="737"/>
           </w:tcPr>
           <w:tcPr/>
           <w:p>
@@ -30611,13 +30640,29 @@
         </w:tc>
         <w:tc>
           <w:tcPr>
-            <w:tcW w:type="dxa" w:w="4597"/>
+            <w:tcW w:type="dxa" w:w="2534"/>
           </w:tcPr>
           <w:tcPr/>
           <w:p>
             <w:pPr>
               <w:pStyle w:val="Compact"/>
-              <w:jc w:val="left"/>
+            </w:pPr>
+            <w:r>
+              <w:rPr>
+                <w:rFonts w:ascii="Times New Roman" w:hAnsi="Times New Roman" w:cs="Times New Roman" w:eastAsia="SimSun"/>
+              </w:rPr>
+              <w:t xml:space="preserve">周期性与硒阳离子</w:t>
+            </w:r>
+          </w:p>
+        </w:tc>
+        <w:tc>
+          <w:tcPr>
+            <w:tcW w:type="dxa" w:w="3061"/>
+          </w:tcPr>
+          <w:tcPr/>
+          <w:p>
+            <w:pPr>
+              <w:pStyle w:val="Compact"/>
             </w:pPr>
             <w:r>
               <w:rPr>
@@ -30629,43 +30674,31 @@
         </w:tc>
         <w:tc>
           <w:tcPr>
-            <w:tcW w:type="dxa" w:w="1926"/>
+            <w:tcW w:type="dxa" w:w="812"/>
           </w:tcPr>
           <w:tcPr/>
           <w:p>
             <w:pPr>
               <w:pStyle w:val="Compact"/>
-              <w:jc w:val="left"/>
+              <w:jc w:val="center"/>
             </w:pPr>
-            <w:r>
-              <w:t xml:space="preserve">2017 </w:t>
-            </w:r>
             <w:r>
               <w:rPr>
                 <w:rFonts w:ascii="Times New Roman" w:hAnsi="Times New Roman" w:cs="Times New Roman" w:eastAsia="SimSun"/>
               </w:rPr>
-              <w:t xml:space="preserve">BST6冲刺二</w:t>
-            </w:r>
-            <w:r>
-              <w:t xml:space="preserve"> </w:t>
-            </w:r>
-            <w:r>
-              <w:rPr>
-                <w:rFonts w:ascii="Times New Roman" w:hAnsi="Times New Roman" w:cs="Times New Roman" w:eastAsia="SimSun"/>
-              </w:rPr>
-              <w:t xml:space="preserve">第1题</w:t>
+              <w:t xml:space="preserve">北斗学友</w:t>
             </w:r>
           </w:p>
         </w:tc>
         <w:tc>
           <w:tcPr>
-            <w:tcW w:type="dxa" w:w="1159"/>
+            <w:tcW w:type="dxa" w:w="964"/>
           </w:tcPr>
           <w:tcPr/>
           <w:p>
             <w:pPr>
               <w:pStyle w:val="Compact"/>
-              <w:jc w:val="left"/>
+              <w:jc w:val="center"/>
             </w:pPr>
             <w:r>
               <w:rPr>
@@ -30677,7 +30710,7 @@
         </w:tc>
         <w:tc>
           <w:tcPr>
-            <w:tcW w:type="dxa" w:w="600"/>
+            <w:tcW w:type="dxa" w:w="992"/>
           </w:tcPr>
           <w:tcPr/>
           <w:p>
@@ -30686,13 +30719,13 @@
               <w:jc w:val="center"/>
             </w:pPr>
             <w:r>
-              <w:t xml:space="preserve">4</w:t>
+              <w:t xml:space="preserve">⭐⭐⭐⭐</w:t>
             </w:r>
           </w:p>
         </w:tc>
         <w:tc>
           <w:tcPr>
-            <w:tcW w:type="dxa" w:w="512"/>
+            <w:tcW w:type="dxa" w:w="652"/>
           </w:tcPr>
           <w:tcPr/>
           <w:p>
@@ -30709,7 +30742,7 @@
       <w:tr>
         <w:tc>
           <w:tcPr>
-            <w:tcW w:type="dxa" w:w="958"/>
+            <w:tcW w:type="dxa" w:w="737"/>
           </w:tcPr>
           <w:tcPr/>
           <w:p>
@@ -30724,13 +30757,29 @@
         </w:tc>
         <w:tc>
           <w:tcPr>
-            <w:tcW w:type="dxa" w:w="4597"/>
+            <w:tcW w:type="dxa" w:w="2534"/>
           </w:tcPr>
           <w:tcPr/>
           <w:p>
             <w:pPr>
               <w:pStyle w:val="Compact"/>
-              <w:jc w:val="left"/>
+            </w:pPr>
+            <w:r>
+              <w:rPr>
+                <w:rFonts w:ascii="Times New Roman" w:hAnsi="Times New Roman" w:cs="Times New Roman" w:eastAsia="SimSun"/>
+              </w:rPr>
+              <w:t xml:space="preserve">NCl3水解与氟氧化物</w:t>
+            </w:r>
+          </w:p>
+        </w:tc>
+        <w:tc>
+          <w:tcPr>
+            <w:tcW w:type="dxa" w:w="3061"/>
+          </w:tcPr>
+          <w:tcPr/>
+          <w:p>
+            <w:pPr>
+              <w:pStyle w:val="Compact"/>
             </w:pPr>
             <w:r>
               <w:rPr>
@@ -30742,43 +30791,31 @@
         </w:tc>
         <w:tc>
           <w:tcPr>
-            <w:tcW w:type="dxa" w:w="1926"/>
+            <w:tcW w:type="dxa" w:w="812"/>
           </w:tcPr>
           <w:tcPr/>
           <w:p>
             <w:pPr>
               <w:pStyle w:val="Compact"/>
-              <w:jc w:val="left"/>
+              <w:jc w:val="center"/>
             </w:pPr>
-            <w:r>
-              <w:t xml:space="preserve">2017 </w:t>
-            </w:r>
             <w:r>
               <w:rPr>
                 <w:rFonts w:ascii="Times New Roman" w:hAnsi="Times New Roman" w:cs="Times New Roman" w:eastAsia="SimSun"/>
               </w:rPr>
-              <w:t xml:space="preserve">BAT3一模</w:t>
-            </w:r>
-            <w:r>
-              <w:t xml:space="preserve"> </w:t>
-            </w:r>
-            <w:r>
-              <w:rPr>
-                <w:rFonts w:ascii="Times New Roman" w:hAnsi="Times New Roman" w:cs="Times New Roman" w:eastAsia="SimSun"/>
-              </w:rPr>
-              <w:t xml:space="preserve">第5题</w:t>
+              <w:t xml:space="preserve">北斗学友</w:t>
             </w:r>
           </w:p>
         </w:tc>
         <w:tc>
           <w:tcPr>
-            <w:tcW w:type="dxa" w:w="1159"/>
+            <w:tcW w:type="dxa" w:w="964"/>
           </w:tcPr>
           <w:tcPr/>
           <w:p>
             <w:pPr>
               <w:pStyle w:val="Compact"/>
-              <w:jc w:val="left"/>
+              <w:jc w:val="center"/>
             </w:pPr>
             <w:r>
               <w:rPr>
@@ -30790,7 +30827,7 @@
         </w:tc>
         <w:tc>
           <w:tcPr>
-            <w:tcW w:type="dxa" w:w="600"/>
+            <w:tcW w:type="dxa" w:w="992"/>
           </w:tcPr>
           <w:tcPr/>
           <w:p>
@@ -30799,13 +30836,13 @@
               <w:jc w:val="center"/>
             </w:pPr>
             <w:r>
-              <w:t xml:space="preserve">4</w:t>
+              <w:t xml:space="preserve">⭐⭐⭐⭐</w:t>
             </w:r>
           </w:p>
         </w:tc>
         <w:tc>
           <w:tcPr>
-            <w:tcW w:type="dxa" w:w="512"/>
+            <w:tcW w:type="dxa" w:w="652"/>
           </w:tcPr>
           <w:tcPr/>
           <w:p>
@@ -30822,7 +30859,7 @@
       <w:tr>
         <w:tc>
           <w:tcPr>
-            <w:tcW w:type="dxa" w:w="958"/>
+            <w:tcW w:type="dxa" w:w="737"/>
           </w:tcPr>
           <w:tcPr/>
           <w:p>
@@ -30837,13 +30874,29 @@
         </w:tc>
         <w:tc>
           <w:tcPr>
-            <w:tcW w:type="dxa" w:w="4597"/>
+            <w:tcW w:type="dxa" w:w="2534"/>
           </w:tcPr>
           <w:tcPr/>
           <w:p>
             <w:pPr>
               <w:pStyle w:val="Compact"/>
-              <w:jc w:val="left"/>
+            </w:pPr>
+            <w:r>
+              <w:rPr>
+                <w:rFonts w:ascii="Times New Roman" w:hAnsi="Times New Roman" w:cs="Times New Roman" w:eastAsia="SimSun"/>
+              </w:rPr>
+              <w:t xml:space="preserve">混合物离子鉴定</w:t>
+            </w:r>
+          </w:p>
+        </w:tc>
+        <w:tc>
+          <w:tcPr>
+            <w:tcW w:type="dxa" w:w="3061"/>
+          </w:tcPr>
+          <w:tcPr/>
+          <w:p>
+            <w:pPr>
+              <w:pStyle w:val="Compact"/>
             </w:pPr>
             <w:r>
               <w:rPr>
@@ -30855,43 +30908,31 @@
         </w:tc>
         <w:tc>
           <w:tcPr>
-            <w:tcW w:type="dxa" w:w="1926"/>
+            <w:tcW w:type="dxa" w:w="812"/>
           </w:tcPr>
           <w:tcPr/>
           <w:p>
             <w:pPr>
               <w:pStyle w:val="Compact"/>
-              <w:jc w:val="left"/>
+              <w:jc w:val="center"/>
             </w:pPr>
-            <w:r>
-              <w:t xml:space="preserve">2018 </w:t>
-            </w:r>
             <w:r>
               <w:rPr>
                 <w:rFonts w:ascii="Times New Roman" w:hAnsi="Times New Roman" w:cs="Times New Roman" w:eastAsia="SimSun"/>
               </w:rPr>
-              <w:t xml:space="preserve">BST6冲刺二</w:t>
-            </w:r>
-            <w:r>
-              <w:t xml:space="preserve"> </w:t>
-            </w:r>
-            <w:r>
-              <w:rPr>
-                <w:rFonts w:ascii="Times New Roman" w:hAnsi="Times New Roman" w:cs="Times New Roman" w:eastAsia="SimSun"/>
-              </w:rPr>
-              <w:t xml:space="preserve">第3题</w:t>
+              <w:t xml:space="preserve">北斗学友</w:t>
             </w:r>
           </w:p>
         </w:tc>
         <w:tc>
           <w:tcPr>
-            <w:tcW w:type="dxa" w:w="1159"/>
+            <w:tcW w:type="dxa" w:w="964"/>
           </w:tcPr>
           <w:tcPr/>
           <w:p>
             <w:pPr>
               <w:pStyle w:val="Compact"/>
-              <w:jc w:val="left"/>
+              <w:jc w:val="center"/>
             </w:pPr>
             <w:r>
               <w:rPr>
@@ -30903,7 +30944,7 @@
         </w:tc>
         <w:tc>
           <w:tcPr>
-            <w:tcW w:type="dxa" w:w="600"/>
+            <w:tcW w:type="dxa" w:w="992"/>
           </w:tcPr>
           <w:tcPr/>
           <w:p>
@@ -30912,13 +30953,13 @@
               <w:jc w:val="center"/>
             </w:pPr>
             <w:r>
-              <w:t xml:space="preserve">4</w:t>
+              <w:t xml:space="preserve">⭐⭐⭐⭐</w:t>
             </w:r>
           </w:p>
         </w:tc>
         <w:tc>
           <w:tcPr>
-            <w:tcW w:type="dxa" w:w="512"/>
+            <w:tcW w:type="dxa" w:w="652"/>
           </w:tcPr>
           <w:tcPr/>
           <w:p>
@@ -30935,7 +30976,7 @@
       <w:tr>
         <w:tc>
           <w:tcPr>
-            <w:tcW w:type="dxa" w:w="958"/>
+            <w:tcW w:type="dxa" w:w="737"/>
           </w:tcPr>
           <w:tcPr/>
           <w:p>
@@ -30950,13 +30991,29 @@
         </w:tc>
         <w:tc>
           <w:tcPr>
-            <w:tcW w:type="dxa" w:w="4597"/>
+            <w:tcW w:type="dxa" w:w="2534"/>
           </w:tcPr>
           <w:tcPr/>
           <w:p>
             <w:pPr>
               <w:pStyle w:val="Compact"/>
-              <w:jc w:val="left"/>
+            </w:pPr>
+            <w:r>
+              <w:rPr>
+                <w:rFonts w:ascii="Times New Roman" w:hAnsi="Times New Roman" w:cs="Times New Roman" w:eastAsia="SimSun"/>
+              </w:rPr>
+              <w:t xml:space="preserve">玻璃电极测定pH</w:t>
+            </w:r>
+          </w:p>
+        </w:tc>
+        <w:tc>
+          <w:tcPr>
+            <w:tcW w:type="dxa" w:w="3061"/>
+          </w:tcPr>
+          <w:tcPr/>
+          <w:p>
+            <w:pPr>
+              <w:pStyle w:val="Compact"/>
             </w:pPr>
             <w:r>
               <w:rPr>
@@ -30968,43 +31025,31 @@
         </w:tc>
         <w:tc>
           <w:tcPr>
-            <w:tcW w:type="dxa" w:w="1926"/>
+            <w:tcW w:type="dxa" w:w="812"/>
           </w:tcPr>
           <w:tcPr/>
           <w:p>
             <w:pPr>
               <w:pStyle w:val="Compact"/>
-              <w:jc w:val="left"/>
+              <w:jc w:val="center"/>
             </w:pPr>
-            <w:r>
-              <w:t xml:space="preserve">2017 </w:t>
-            </w:r>
             <w:r>
               <w:rPr>
                 <w:rFonts w:ascii="Times New Roman" w:hAnsi="Times New Roman" w:cs="Times New Roman" w:eastAsia="SimSun"/>
               </w:rPr>
-              <w:t xml:space="preserve">BST4强化二</w:t>
-            </w:r>
-            <w:r>
-              <w:t xml:space="preserve"> </w:t>
-            </w:r>
-            <w:r>
-              <w:rPr>
-                <w:rFonts w:ascii="Times New Roman" w:hAnsi="Times New Roman" w:cs="Times New Roman" w:eastAsia="SimSun"/>
-              </w:rPr>
-              <w:t xml:space="preserve">第8题</w:t>
+              <w:t xml:space="preserve">北斗学友</w:t>
             </w:r>
           </w:p>
         </w:tc>
         <w:tc>
           <w:tcPr>
-            <w:tcW w:type="dxa" w:w="1159"/>
+            <w:tcW w:type="dxa" w:w="964"/>
           </w:tcPr>
           <w:tcPr/>
           <w:p>
             <w:pPr>
               <w:pStyle w:val="Compact"/>
-              <w:jc w:val="left"/>
+              <w:jc w:val="center"/>
             </w:pPr>
             <w:r>
               <w:rPr>
@@ -31016,7 +31061,7 @@
         </w:tc>
         <w:tc>
           <w:tcPr>
-            <w:tcW w:type="dxa" w:w="600"/>
+            <w:tcW w:type="dxa" w:w="992"/>
           </w:tcPr>
           <w:tcPr/>
           <w:p>
@@ -31025,13 +31070,13 @@
               <w:jc w:val="center"/>
             </w:pPr>
             <w:r>
-              <w:t xml:space="preserve">4</w:t>
+              <w:t xml:space="preserve">⭐⭐⭐⭐</w:t>
             </w:r>
           </w:p>
         </w:tc>
         <w:tc>
           <w:tcPr>
-            <w:tcW w:type="dxa" w:w="512"/>
+            <w:tcW w:type="dxa" w:w="652"/>
           </w:tcPr>
           <w:tcPr/>
           <w:p>
@@ -31048,7 +31093,7 @@
       <w:tr>
         <w:tc>
           <w:tcPr>
-            <w:tcW w:type="dxa" w:w="958"/>
+            <w:tcW w:type="dxa" w:w="737"/>
           </w:tcPr>
           <w:tcPr/>
           <w:p>
@@ -31063,13 +31108,29 @@
         </w:tc>
         <w:tc>
           <w:tcPr>
-            <w:tcW w:type="dxa" w:w="4597"/>
+            <w:tcW w:type="dxa" w:w="2534"/>
           </w:tcPr>
           <w:tcPr/>
           <w:p>
             <w:pPr>
               <w:pStyle w:val="Compact"/>
-              <w:jc w:val="left"/>
+            </w:pPr>
+            <w:r>
+              <w:rPr>
+                <w:rFonts w:ascii="Times New Roman" w:hAnsi="Times New Roman" w:cs="Times New Roman" w:eastAsia="SimSun"/>
+              </w:rPr>
+              <w:t xml:space="preserve">过氧草酸钒钾X推断</w:t>
+            </w:r>
+          </w:p>
+        </w:tc>
+        <w:tc>
+          <w:tcPr>
+            <w:tcW w:type="dxa" w:w="3061"/>
+          </w:tcPr>
+          <w:tcPr/>
+          <w:p>
+            <w:pPr>
+              <w:pStyle w:val="Compact"/>
             </w:pPr>
             <w:r>
               <w:rPr>
@@ -31081,43 +31142,31 @@
         </w:tc>
         <w:tc>
           <w:tcPr>
-            <w:tcW w:type="dxa" w:w="1926"/>
+            <w:tcW w:type="dxa" w:w="812"/>
           </w:tcPr>
           <w:tcPr/>
           <w:p>
             <w:pPr>
               <w:pStyle w:val="Compact"/>
-              <w:jc w:val="left"/>
+              <w:jc w:val="center"/>
             </w:pPr>
-            <w:r>
-              <w:t xml:space="preserve">2015 </w:t>
-            </w:r>
             <w:r>
               <w:rPr>
                 <w:rFonts w:ascii="Times New Roman" w:hAnsi="Times New Roman" w:cs="Times New Roman" w:eastAsia="SimSun"/>
               </w:rPr>
-              <w:t xml:space="preserve">BST6冲刺二</w:t>
-            </w:r>
-            <w:r>
-              <w:t xml:space="preserve"> </w:t>
-            </w:r>
-            <w:r>
-              <w:rPr>
-                <w:rFonts w:ascii="Times New Roman" w:hAnsi="Times New Roman" w:cs="Times New Roman" w:eastAsia="SimSun"/>
-              </w:rPr>
-              <w:t xml:space="preserve">第5题</w:t>
+              <w:t xml:space="preserve">北斗学友</w:t>
             </w:r>
           </w:p>
         </w:tc>
         <w:tc>
           <w:tcPr>
-            <w:tcW w:type="dxa" w:w="1159"/>
+            <w:tcW w:type="dxa" w:w="964"/>
           </w:tcPr>
           <w:tcPr/>
           <w:p>
             <w:pPr>
               <w:pStyle w:val="Compact"/>
-              <w:jc w:val="left"/>
+              <w:jc w:val="center"/>
             </w:pPr>
             <w:r>
               <w:rPr>
@@ -31129,7 +31178,7 @@
         </w:tc>
         <w:tc>
           <w:tcPr>
-            <w:tcW w:type="dxa" w:w="600"/>
+            <w:tcW w:type="dxa" w:w="992"/>
           </w:tcPr>
           <w:tcPr/>
           <w:p>
@@ -31138,13 +31187,13 @@
               <w:jc w:val="center"/>
             </w:pPr>
             <w:r>
-              <w:t xml:space="preserve">4</w:t>
+              <w:t xml:space="preserve">⭐⭐⭐⭐</w:t>
             </w:r>
           </w:p>
         </w:tc>
         <w:tc>
           <w:tcPr>
-            <w:tcW w:type="dxa" w:w="512"/>
+            <w:tcW w:type="dxa" w:w="652"/>
           </w:tcPr>
           <w:tcPr/>
           <w:p>
@@ -31161,7 +31210,7 @@
       <w:tr>
         <w:tc>
           <w:tcPr>
-            <w:tcW w:type="dxa" w:w="958"/>
+            <w:tcW w:type="dxa" w:w="737"/>
           </w:tcPr>
           <w:tcPr/>
           <w:p>
@@ -31176,13 +31225,29 @@
         </w:tc>
         <w:tc>
           <w:tcPr>
-            <w:tcW w:type="dxa" w:w="4597"/>
+            <w:tcW w:type="dxa" w:w="2534"/>
           </w:tcPr>
           <w:tcPr/>
           <w:p>
             <w:pPr>
               <w:pStyle w:val="Compact"/>
-              <w:jc w:val="left"/>
+            </w:pPr>
+            <w:r>
+              <w:rPr>
+                <w:rFonts w:ascii="Times New Roman" w:hAnsi="Times New Roman" w:cs="Times New Roman" w:eastAsia="SimSun"/>
+              </w:rPr>
+              <w:t xml:space="preserve">NH4HgCl3晶体结构</w:t>
+            </w:r>
+          </w:p>
+        </w:tc>
+        <w:tc>
+          <w:tcPr>
+            <w:tcW w:type="dxa" w:w="3061"/>
+          </w:tcPr>
+          <w:tcPr/>
+          <w:p>
+            <w:pPr>
+              <w:pStyle w:val="Compact"/>
             </w:pPr>
             <w:r>
               <w:rPr>
@@ -31194,43 +31259,31 @@
         </w:tc>
         <w:tc>
           <w:tcPr>
-            <w:tcW w:type="dxa" w:w="1926"/>
+            <w:tcW w:type="dxa" w:w="812"/>
           </w:tcPr>
           <w:tcPr/>
           <w:p>
             <w:pPr>
               <w:pStyle w:val="Compact"/>
-              <w:jc w:val="left"/>
+              <w:jc w:val="center"/>
             </w:pPr>
-            <w:r>
-              <w:t xml:space="preserve">2015 </w:t>
-            </w:r>
             <w:r>
               <w:rPr>
                 <w:rFonts w:ascii="Times New Roman" w:hAnsi="Times New Roman" w:cs="Times New Roman" w:eastAsia="SimSun"/>
               </w:rPr>
-              <w:t xml:space="preserve">BST6冲刺二</w:t>
-            </w:r>
-            <w:r>
-              <w:t xml:space="preserve"> </w:t>
-            </w:r>
-            <w:r>
-              <w:rPr>
-                <w:rFonts w:ascii="Times New Roman" w:hAnsi="Times New Roman" w:cs="Times New Roman" w:eastAsia="SimSun"/>
-              </w:rPr>
-              <w:t xml:space="preserve">第8题</w:t>
+              <w:t xml:space="preserve">北斗学友</w:t>
             </w:r>
           </w:p>
         </w:tc>
         <w:tc>
           <w:tcPr>
-            <w:tcW w:type="dxa" w:w="1159"/>
+            <w:tcW w:type="dxa" w:w="964"/>
           </w:tcPr>
           <w:tcPr/>
           <w:p>
             <w:pPr>
               <w:pStyle w:val="Compact"/>
-              <w:jc w:val="left"/>
+              <w:jc w:val="center"/>
             </w:pPr>
             <w:r>
               <w:rPr>
@@ -31242,7 +31295,7 @@
         </w:tc>
         <w:tc>
           <w:tcPr>
-            <w:tcW w:type="dxa" w:w="600"/>
+            <w:tcW w:type="dxa" w:w="992"/>
           </w:tcPr>
           <w:tcPr/>
           <w:p>
@@ -31251,13 +31304,13 @@
               <w:jc w:val="center"/>
             </w:pPr>
             <w:r>
-              <w:t xml:space="preserve">5</w:t>
+              <w:t xml:space="preserve">⭐⭐⭐⭐⭐</w:t>
             </w:r>
           </w:p>
         </w:tc>
         <w:tc>
           <w:tcPr>
-            <w:tcW w:type="dxa" w:w="512"/>
+            <w:tcW w:type="dxa" w:w="652"/>
           </w:tcPr>
           <w:tcPr/>
           <w:p>
@@ -31274,7 +31327,7 @@
       <w:tr>
         <w:tc>
           <w:tcPr>
-            <w:tcW w:type="dxa" w:w="958"/>
+            <w:tcW w:type="dxa" w:w="737"/>
           </w:tcPr>
           <w:tcPr/>
           <w:p>
@@ -31289,13 +31342,29 @@
         </w:tc>
         <w:tc>
           <w:tcPr>
-            <w:tcW w:type="dxa" w:w="4597"/>
+            <w:tcW w:type="dxa" w:w="2534"/>
           </w:tcPr>
           <w:tcPr/>
           <w:p>
             <w:pPr>
               <w:pStyle w:val="Compact"/>
-              <w:jc w:val="left"/>
+            </w:pPr>
+            <w:r>
+              <w:rPr>
+                <w:rFonts w:ascii="Times New Roman" w:hAnsi="Times New Roman" w:cs="Times New Roman" w:eastAsia="SimSun"/>
+              </w:rPr>
+              <w:t xml:space="preserve">金红石与NiAs结构</w:t>
+            </w:r>
+          </w:p>
+        </w:tc>
+        <w:tc>
+          <w:tcPr>
+            <w:tcW w:type="dxa" w:w="3061"/>
+          </w:tcPr>
+          <w:tcPr/>
+          <w:p>
+            <w:pPr>
+              <w:pStyle w:val="Compact"/>
             </w:pPr>
             <w:r>
               <w:rPr>
@@ -31307,43 +31376,31 @@
         </w:tc>
         <w:tc>
           <w:tcPr>
-            <w:tcW w:type="dxa" w:w="1926"/>
+            <w:tcW w:type="dxa" w:w="812"/>
           </w:tcPr>
           <w:tcPr/>
           <w:p>
             <w:pPr>
               <w:pStyle w:val="Compact"/>
-              <w:jc w:val="left"/>
+              <w:jc w:val="center"/>
             </w:pPr>
-            <w:r>
-              <w:t xml:space="preserve">2015 </w:t>
-            </w:r>
             <w:r>
               <w:rPr>
                 <w:rFonts w:ascii="Times New Roman" w:hAnsi="Times New Roman" w:cs="Times New Roman" w:eastAsia="SimSun"/>
               </w:rPr>
-              <w:t xml:space="preserve">BST4强化一</w:t>
-            </w:r>
-            <w:r>
-              <w:t xml:space="preserve"> </w:t>
-            </w:r>
-            <w:r>
-              <w:rPr>
-                <w:rFonts w:ascii="Times New Roman" w:hAnsi="Times New Roman" w:cs="Times New Roman" w:eastAsia="SimSun"/>
-              </w:rPr>
-              <w:t xml:space="preserve">第2题</w:t>
+              <w:t xml:space="preserve">北斗学友</w:t>
             </w:r>
           </w:p>
         </w:tc>
         <w:tc>
           <w:tcPr>
-            <w:tcW w:type="dxa" w:w="1159"/>
+            <w:tcW w:type="dxa" w:w="964"/>
           </w:tcPr>
           <w:tcPr/>
           <w:p>
             <w:pPr>
               <w:pStyle w:val="Compact"/>
-              <w:jc w:val="left"/>
+              <w:jc w:val="center"/>
             </w:pPr>
             <w:r>
               <w:rPr>
@@ -31355,7 +31412,7 @@
         </w:tc>
         <w:tc>
           <w:tcPr>
-            <w:tcW w:type="dxa" w:w="600"/>
+            <w:tcW w:type="dxa" w:w="992"/>
           </w:tcPr>
           <w:tcPr/>
           <w:p>
@@ -31364,13 +31421,13 @@
               <w:jc w:val="center"/>
             </w:pPr>
             <w:r>
-              <w:t xml:space="preserve">5</w:t>
+              <w:t xml:space="preserve">⭐⭐⭐⭐⭐</w:t>
             </w:r>
           </w:p>
         </w:tc>
         <w:tc>
           <w:tcPr>
-            <w:tcW w:type="dxa" w:w="512"/>
+            <w:tcW w:type="dxa" w:w="652"/>
           </w:tcPr>
           <w:tcPr/>
           <w:p>
@@ -31387,7 +31444,7 @@
       <w:tr>
         <w:tc>
           <w:tcPr>
-            <w:tcW w:type="dxa" w:w="958"/>
+            <w:tcW w:type="dxa" w:w="737"/>
           </w:tcPr>
           <w:tcPr/>
           <w:p>
@@ -31402,13 +31459,29 @@
         </w:tc>
         <w:tc>
           <w:tcPr>
-            <w:tcW w:type="dxa" w:w="4597"/>
+            <w:tcW w:type="dxa" w:w="2534"/>
           </w:tcPr>
           <w:tcPr/>
           <w:p>
             <w:pPr>
               <w:pStyle w:val="Compact"/>
-              <w:jc w:val="left"/>
+            </w:pPr>
+            <w:r>
+              <w:rPr>
+                <w:rFonts w:ascii="Times New Roman" w:hAnsi="Times New Roman" w:cs="Times New Roman" w:eastAsia="SimSun"/>
+              </w:rPr>
+              <w:t xml:space="preserve">银的氧化物推断</w:t>
+            </w:r>
+          </w:p>
+        </w:tc>
+        <w:tc>
+          <w:tcPr>
+            <w:tcW w:type="dxa" w:w="3061"/>
+          </w:tcPr>
+          <w:tcPr/>
+          <w:p>
+            <w:pPr>
+              <w:pStyle w:val="Compact"/>
             </w:pPr>
             <w:r>
               <w:rPr>
@@ -31420,43 +31493,31 @@
         </w:tc>
         <w:tc>
           <w:tcPr>
-            <w:tcW w:type="dxa" w:w="1926"/>
+            <w:tcW w:type="dxa" w:w="812"/>
           </w:tcPr>
           <w:tcPr/>
           <w:p>
             <w:pPr>
               <w:pStyle w:val="Compact"/>
-              <w:jc w:val="left"/>
+              <w:jc w:val="center"/>
             </w:pPr>
-            <w:r>
-              <w:t xml:space="preserve">2017 </w:t>
-            </w:r>
             <w:r>
               <w:rPr>
                 <w:rFonts w:ascii="Times New Roman" w:hAnsi="Times New Roman" w:cs="Times New Roman" w:eastAsia="SimSun"/>
               </w:rPr>
-              <w:t xml:space="preserve">BST4强化一</w:t>
-            </w:r>
-            <w:r>
-              <w:t xml:space="preserve"> </w:t>
-            </w:r>
-            <w:r>
-              <w:rPr>
-                <w:rFonts w:ascii="Times New Roman" w:hAnsi="Times New Roman" w:cs="Times New Roman" w:eastAsia="SimSun"/>
-              </w:rPr>
-              <w:t xml:space="preserve">第5题</w:t>
+              <w:t xml:space="preserve">北斗学友</w:t>
             </w:r>
           </w:p>
         </w:tc>
         <w:tc>
           <w:tcPr>
-            <w:tcW w:type="dxa" w:w="1159"/>
+            <w:tcW w:type="dxa" w:w="964"/>
           </w:tcPr>
           <w:tcPr/>
           <w:p>
             <w:pPr>
               <w:pStyle w:val="Compact"/>
-              <w:jc w:val="left"/>
+              <w:jc w:val="center"/>
             </w:pPr>
             <w:r>
               <w:rPr>
@@ -31468,7 +31529,7 @@
         </w:tc>
         <w:tc>
           <w:tcPr>
-            <w:tcW w:type="dxa" w:w="600"/>
+            <w:tcW w:type="dxa" w:w="992"/>
           </w:tcPr>
           <w:tcPr/>
           <w:p>
@@ -31477,13 +31538,13 @@
               <w:jc w:val="center"/>
             </w:pPr>
             <w:r>
-              <w:t xml:space="preserve">4</w:t>
+              <w:t xml:space="preserve">⭐⭐⭐⭐</w:t>
             </w:r>
           </w:p>
         </w:tc>
         <w:tc>
           <w:tcPr>
-            <w:tcW w:type="dxa" w:w="512"/>
+            <w:tcW w:type="dxa" w:w="652"/>
           </w:tcPr>
           <w:tcPr/>
           <w:p>
@@ -31500,7 +31561,7 @@
       <w:tr>
         <w:tc>
           <w:tcPr>
-            <w:tcW w:type="dxa" w:w="958"/>
+            <w:tcW w:type="dxa" w:w="737"/>
           </w:tcPr>
           <w:tcPr/>
           <w:p>
@@ -31515,13 +31576,29 @@
         </w:tc>
         <w:tc>
           <w:tcPr>
-            <w:tcW w:type="dxa" w:w="4597"/>
+            <w:tcW w:type="dxa" w:w="2534"/>
           </w:tcPr>
           <w:tcPr/>
           <w:p>
             <w:pPr>
               <w:pStyle w:val="Compact"/>
-              <w:jc w:val="left"/>
+            </w:pPr>
+            <w:r>
+              <w:rPr>
+                <w:rFonts w:ascii="Times New Roman" w:hAnsi="Times New Roman" w:cs="Times New Roman" w:eastAsia="SimSun"/>
+              </w:rPr>
+              <w:t xml:space="preserve">碘化镉的层状结构</w:t>
+            </w:r>
+          </w:p>
+        </w:tc>
+        <w:tc>
+          <w:tcPr>
+            <w:tcW w:type="dxa" w:w="3061"/>
+          </w:tcPr>
+          <w:tcPr/>
+          <w:p>
+            <w:pPr>
+              <w:pStyle w:val="Compact"/>
             </w:pPr>
             <w:r>
               <w:rPr>
@@ -31533,43 +31610,31 @@
         </w:tc>
         <w:tc>
           <w:tcPr>
-            <w:tcW w:type="dxa" w:w="1926"/>
+            <w:tcW w:type="dxa" w:w="812"/>
           </w:tcPr>
           <w:tcPr/>
           <w:p>
             <w:pPr>
               <w:pStyle w:val="Compact"/>
-              <w:jc w:val="left"/>
+              <w:jc w:val="center"/>
             </w:pPr>
-            <w:r>
-              <w:t xml:space="preserve">2019 </w:t>
-            </w:r>
             <w:r>
               <w:rPr>
                 <w:rFonts w:ascii="Times New Roman" w:hAnsi="Times New Roman" w:cs="Times New Roman" w:eastAsia="SimSun"/>
               </w:rPr>
-              <w:t xml:space="preserve">BST6冲刺二</w:t>
-            </w:r>
-            <w:r>
-              <w:t xml:space="preserve"> </w:t>
-            </w:r>
-            <w:r>
-              <w:rPr>
-                <w:rFonts w:ascii="Times New Roman" w:hAnsi="Times New Roman" w:cs="Times New Roman" w:eastAsia="SimSun"/>
-              </w:rPr>
-              <w:t xml:space="preserve">第4题</w:t>
+              <w:t xml:space="preserve">北斗学友</w:t>
             </w:r>
           </w:p>
         </w:tc>
         <w:tc>
           <w:tcPr>
-            <w:tcW w:type="dxa" w:w="1159"/>
+            <w:tcW w:type="dxa" w:w="964"/>
           </w:tcPr>
           <w:tcPr/>
           <w:p>
             <w:pPr>
               <w:pStyle w:val="Compact"/>
-              <w:jc w:val="left"/>
+              <w:jc w:val="center"/>
             </w:pPr>
             <w:r>
               <w:rPr>
@@ -31581,7 +31646,7 @@
         </w:tc>
         <w:tc>
           <w:tcPr>
-            <w:tcW w:type="dxa" w:w="600"/>
+            <w:tcW w:type="dxa" w:w="992"/>
           </w:tcPr>
           <w:tcPr/>
           <w:p>
@@ -31590,13 +31655,13 @@
               <w:jc w:val="center"/>
             </w:pPr>
             <w:r>
-              <w:t xml:space="preserve">4</w:t>
+              <w:t xml:space="preserve">⭐⭐⭐⭐</w:t>
             </w:r>
           </w:p>
         </w:tc>
         <w:tc>
           <w:tcPr>
-            <w:tcW w:type="dxa" w:w="512"/>
+            <w:tcW w:type="dxa" w:w="652"/>
           </w:tcPr>
           <w:tcPr/>
           <w:p>
@@ -31613,7 +31678,7 @@
       <w:tr>
         <w:tc>
           <w:tcPr>
-            <w:tcW w:type="dxa" w:w="958"/>
+            <w:tcW w:type="dxa" w:w="737"/>
           </w:tcPr>
           <w:tcPr/>
           <w:p>
@@ -31628,13 +31693,29 @@
         </w:tc>
         <w:tc>
           <w:tcPr>
-            <w:tcW w:type="dxa" w:w="4597"/>
+            <w:tcW w:type="dxa" w:w="2534"/>
           </w:tcPr>
           <w:tcPr/>
           <w:p>
             <w:pPr>
               <w:pStyle w:val="Compact"/>
-              <w:jc w:val="left"/>
+            </w:pPr>
+            <w:r>
+              <w:rPr>
+                <w:rFonts w:ascii="Times New Roman" w:hAnsi="Times New Roman" w:cs="Times New Roman" w:eastAsia="SimSun"/>
+              </w:rPr>
+              <w:t xml:space="preserve">银铁羰基配合物</w:t>
+            </w:r>
+          </w:p>
+        </w:tc>
+        <w:tc>
+          <w:tcPr>
+            <w:tcW w:type="dxa" w:w="3061"/>
+          </w:tcPr>
+          <w:tcPr/>
+          <w:p>
+            <w:pPr>
+              <w:pStyle w:val="Compact"/>
             </w:pPr>
             <w:r>
               <w:rPr>
@@ -31646,43 +31727,31 @@
         </w:tc>
         <w:tc>
           <w:tcPr>
-            <w:tcW w:type="dxa" w:w="1926"/>
+            <w:tcW w:type="dxa" w:w="812"/>
           </w:tcPr>
           <w:tcPr/>
           <w:p>
             <w:pPr>
               <w:pStyle w:val="Compact"/>
-              <w:jc w:val="left"/>
+              <w:jc w:val="center"/>
             </w:pPr>
-            <w:r>
-              <w:t xml:space="preserve">2018 </w:t>
-            </w:r>
             <w:r>
               <w:rPr>
                 <w:rFonts w:ascii="Times New Roman" w:hAnsi="Times New Roman" w:cs="Times New Roman" w:eastAsia="SimSun"/>
               </w:rPr>
-              <w:t xml:space="preserve">BST4强化一</w:t>
-            </w:r>
-            <w:r>
-              <w:t xml:space="preserve"> </w:t>
-            </w:r>
-            <w:r>
-              <w:rPr>
-                <w:rFonts w:ascii="Times New Roman" w:hAnsi="Times New Roman" w:cs="Times New Roman" w:eastAsia="SimSun"/>
-              </w:rPr>
-              <w:t xml:space="preserve">第4题</w:t>
+              <w:t xml:space="preserve">北斗学友</w:t>
             </w:r>
           </w:p>
         </w:tc>
         <w:tc>
           <w:tcPr>
-            <w:tcW w:type="dxa" w:w="1159"/>
+            <w:tcW w:type="dxa" w:w="964"/>
           </w:tcPr>
           <w:tcPr/>
           <w:p>
             <w:pPr>
               <w:pStyle w:val="Compact"/>
-              <w:jc w:val="left"/>
+              <w:jc w:val="center"/>
             </w:pPr>
             <w:r>
               <w:rPr>
@@ -31694,7 +31763,7 @@
         </w:tc>
         <w:tc>
           <w:tcPr>
-            <w:tcW w:type="dxa" w:w="600"/>
+            <w:tcW w:type="dxa" w:w="992"/>
           </w:tcPr>
           <w:tcPr/>
           <w:p>
@@ -31703,13 +31772,13 @@
               <w:jc w:val="center"/>
             </w:pPr>
             <w:r>
-              <w:t xml:space="preserve">4</w:t>
+              <w:t xml:space="preserve">⭐⭐⭐⭐</w:t>
             </w:r>
           </w:p>
         </w:tc>
         <w:tc>
           <w:tcPr>
-            <w:tcW w:type="dxa" w:w="512"/>
+            <w:tcW w:type="dxa" w:w="652"/>
           </w:tcPr>
           <w:tcPr/>
           <w:p>
@@ -31726,7 +31795,7 @@
       <w:tr>
         <w:tc>
           <w:tcPr>
-            <w:tcW w:type="dxa" w:w="958"/>
+            <w:tcW w:type="dxa" w:w="737"/>
           </w:tcPr>
           <w:tcPr/>
           <w:p>
@@ -31741,13 +31810,29 @@
         </w:tc>
         <w:tc>
           <w:tcPr>
-            <w:tcW w:type="dxa" w:w="4597"/>
+            <w:tcW w:type="dxa" w:w="2534"/>
           </w:tcPr>
           <w:tcPr/>
           <w:p>
             <w:pPr>
               <w:pStyle w:val="Compact"/>
-              <w:jc w:val="left"/>
+            </w:pPr>
+            <w:r>
+              <w:rPr>
+                <w:rFonts w:ascii="Times New Roman" w:hAnsi="Times New Roman" w:cs="Times New Roman" w:eastAsia="SimSun"/>
+              </w:rPr>
+              <w:t xml:space="preserve">蒸汽过程热力学</w:t>
+            </w:r>
+          </w:p>
+        </w:tc>
+        <w:tc>
+          <w:tcPr>
+            <w:tcW w:type="dxa" w:w="3061"/>
+          </w:tcPr>
+          <w:tcPr/>
+          <w:p>
+            <w:pPr>
+              <w:pStyle w:val="Compact"/>
             </w:pPr>
             <w:r>
               <w:rPr>
@@ -31759,40 +31844,31 @@
         </w:tc>
         <w:tc>
           <w:tcPr>
-            <w:tcW w:type="dxa" w:w="1926"/>
+            <w:tcW w:type="dxa" w:w="812"/>
           </w:tcPr>
           <w:tcPr/>
           <w:p>
             <w:pPr>
               <w:pStyle w:val="Compact"/>
-              <w:jc w:val="left"/>
+              <w:jc w:val="center"/>
             </w:pPr>
             <w:r>
               <w:rPr>
                 <w:rFonts w:ascii="Times New Roman" w:hAnsi="Times New Roman" w:cs="Times New Roman" w:eastAsia="SimSun"/>
               </w:rPr>
-              <w:t xml:space="preserve">模拟试卷二</w:t>
-            </w:r>
-            <w:r>
-              <w:t xml:space="preserve"> </w:t>
-            </w:r>
-            <w:r>
-              <w:rPr>
-                <w:rFonts w:ascii="Times New Roman" w:hAnsi="Times New Roman" w:cs="Times New Roman" w:eastAsia="SimSun"/>
-              </w:rPr>
-              <w:t xml:space="preserve">第5题</w:t>
+              <w:t xml:space="preserve">北斗学友</w:t>
             </w:r>
           </w:p>
         </w:tc>
         <w:tc>
           <w:tcPr>
-            <w:tcW w:type="dxa" w:w="1159"/>
+            <w:tcW w:type="dxa" w:w="964"/>
           </w:tcPr>
           <w:tcPr/>
           <w:p>
             <w:pPr>
               <w:pStyle w:val="Compact"/>
-              <w:jc w:val="left"/>
+              <w:jc w:val="center"/>
             </w:pPr>
             <w:r>
               <w:rPr>
@@ -31804,7 +31880,7 @@
         </w:tc>
         <w:tc>
           <w:tcPr>
-            <w:tcW w:type="dxa" w:w="600"/>
+            <w:tcW w:type="dxa" w:w="992"/>
           </w:tcPr>
           <w:tcPr/>
           <w:p>
@@ -31813,13 +31889,13 @@
               <w:jc w:val="center"/>
             </w:pPr>
             <w:r>
-              <w:t xml:space="preserve">4</w:t>
+              <w:t xml:space="preserve">⭐⭐⭐⭐</w:t>
             </w:r>
           </w:p>
         </w:tc>
         <w:tc>
           <w:tcPr>
-            <w:tcW w:type="dxa" w:w="512"/>
+            <w:tcW w:type="dxa" w:w="652"/>
           </w:tcPr>
           <w:tcPr/>
           <w:p>
@@ -31836,7 +31912,7 @@
       <w:tr>
         <w:tc>
           <w:tcPr>
-            <w:tcW w:type="dxa" w:w="958"/>
+            <w:tcW w:type="dxa" w:w="737"/>
           </w:tcPr>
           <w:tcPr/>
           <w:p>
@@ -31851,13 +31927,29 @@
         </w:tc>
         <w:tc>
           <w:tcPr>
-            <w:tcW w:type="dxa" w:w="4597"/>
+            <w:tcW w:type="dxa" w:w="2534"/>
           </w:tcPr>
           <w:tcPr/>
           <w:p>
             <w:pPr>
               <w:pStyle w:val="Compact"/>
-              <w:jc w:val="left"/>
+            </w:pPr>
+            <w:r>
+              <w:rPr>
+                <w:rFonts w:ascii="Times New Roman" w:hAnsi="Times New Roman" w:cs="Times New Roman" w:eastAsia="SimSun"/>
+              </w:rPr>
+              <w:t xml:space="preserve">氧化银的分解反应热力学</w:t>
+            </w:r>
+          </w:p>
+        </w:tc>
+        <w:tc>
+          <w:tcPr>
+            <w:tcW w:type="dxa" w:w="3061"/>
+          </w:tcPr>
+          <w:tcPr/>
+          <w:p>
+            <w:pPr>
+              <w:pStyle w:val="Compact"/>
             </w:pPr>
             <w:r>
               <w:rPr>
@@ -31869,40 +31961,31 @@
         </w:tc>
         <w:tc>
           <w:tcPr>
-            <w:tcW w:type="dxa" w:w="1926"/>
+            <w:tcW w:type="dxa" w:w="812"/>
           </w:tcPr>
           <w:tcPr/>
           <w:p>
             <w:pPr>
               <w:pStyle w:val="Compact"/>
-              <w:jc w:val="left"/>
+              <w:jc w:val="center"/>
             </w:pPr>
             <w:r>
               <w:rPr>
                 <w:rFonts w:ascii="Times New Roman" w:hAnsi="Times New Roman" w:cs="Times New Roman" w:eastAsia="SimSun"/>
               </w:rPr>
-              <w:t xml:space="preserve">模拟试卷三</w:t>
-            </w:r>
-            <w:r>
-              <w:t xml:space="preserve"> </w:t>
-            </w:r>
-            <w:r>
-              <w:rPr>
-                <w:rFonts w:ascii="Times New Roman" w:hAnsi="Times New Roman" w:cs="Times New Roman" w:eastAsia="SimSun"/>
-              </w:rPr>
-              <w:t xml:space="preserve">第8题</w:t>
+              <w:t xml:space="preserve">北斗学友</w:t>
             </w:r>
           </w:p>
         </w:tc>
         <w:tc>
           <w:tcPr>
-            <w:tcW w:type="dxa" w:w="1159"/>
+            <w:tcW w:type="dxa" w:w="964"/>
           </w:tcPr>
           <w:tcPr/>
           <w:p>
             <w:pPr>
               <w:pStyle w:val="Compact"/>
-              <w:jc w:val="left"/>
+              <w:jc w:val="center"/>
             </w:pPr>
             <w:r>
               <w:rPr>
@@ -31914,7 +31997,7 @@
         </w:tc>
         <w:tc>
           <w:tcPr>
-            <w:tcW w:type="dxa" w:w="600"/>
+            <w:tcW w:type="dxa" w:w="992"/>
           </w:tcPr>
           <w:tcPr/>
           <w:p>
@@ -31923,13 +32006,13 @@
               <w:jc w:val="center"/>
             </w:pPr>
             <w:r>
-              <w:t xml:space="preserve">4</w:t>
+              <w:t xml:space="preserve">⭐⭐⭐⭐</w:t>
             </w:r>
           </w:p>
         </w:tc>
         <w:tc>
           <w:tcPr>
-            <w:tcW w:type="dxa" w:w="512"/>
+            <w:tcW w:type="dxa" w:w="652"/>
           </w:tcPr>
           <w:tcPr/>
           <w:p>
@@ -31946,7 +32029,7 @@
       <w:tr>
         <w:tc>
           <w:tcPr>
-            <w:tcW w:type="dxa" w:w="958"/>
+            <w:tcW w:type="dxa" w:w="737"/>
           </w:tcPr>
           <w:tcPr/>
           <w:p>
@@ -31961,13 +32044,29 @@
         </w:tc>
         <w:tc>
           <w:tcPr>
-            <w:tcW w:type="dxa" w:w="4597"/>
+            <w:tcW w:type="dxa" w:w="2534"/>
           </w:tcPr>
           <w:tcPr/>
           <w:p>
             <w:pPr>
               <w:pStyle w:val="Compact"/>
-              <w:jc w:val="left"/>
+            </w:pPr>
+            <w:r>
+              <w:rPr>
+                <w:rFonts w:ascii="Times New Roman" w:hAnsi="Times New Roman" w:cs="Times New Roman" w:eastAsia="SimSun"/>
+              </w:rPr>
+              <w:t xml:space="preserve">沉淀溶解平衡计算</w:t>
+            </w:r>
+          </w:p>
+        </w:tc>
+        <w:tc>
+          <w:tcPr>
+            <w:tcW w:type="dxa" w:w="3061"/>
+          </w:tcPr>
+          <w:tcPr/>
+          <w:p>
+            <w:pPr>
+              <w:pStyle w:val="Compact"/>
             </w:pPr>
             <w:r>
               <w:rPr>
@@ -31979,43 +32078,31 @@
         </w:tc>
         <w:tc>
           <w:tcPr>
-            <w:tcW w:type="dxa" w:w="1926"/>
+            <w:tcW w:type="dxa" w:w="812"/>
           </w:tcPr>
           <w:tcPr/>
           <w:p>
             <w:pPr>
               <w:pStyle w:val="Compact"/>
-              <w:jc w:val="left"/>
+              <w:jc w:val="center"/>
             </w:pPr>
-            <w:r>
-              <w:t xml:space="preserve">2017 </w:t>
-            </w:r>
             <w:r>
               <w:rPr>
                 <w:rFonts w:ascii="Times New Roman" w:hAnsi="Times New Roman" w:cs="Times New Roman" w:eastAsia="SimSun"/>
               </w:rPr>
-              <w:t xml:space="preserve">BST6冲刺一</w:t>
-            </w:r>
-            <w:r>
-              <w:t xml:space="preserve"> </w:t>
-            </w:r>
-            <w:r>
-              <w:rPr>
-                <w:rFonts w:ascii="Times New Roman" w:hAnsi="Times New Roman" w:cs="Times New Roman" w:eastAsia="SimSun"/>
-              </w:rPr>
-              <w:t xml:space="preserve">第6题</w:t>
+              <w:t xml:space="preserve">北斗学友</w:t>
             </w:r>
           </w:p>
         </w:tc>
         <w:tc>
           <w:tcPr>
-            <w:tcW w:type="dxa" w:w="1159"/>
+            <w:tcW w:type="dxa" w:w="964"/>
           </w:tcPr>
           <w:tcPr/>
           <w:p>
             <w:pPr>
               <w:pStyle w:val="Compact"/>
-              <w:jc w:val="left"/>
+              <w:jc w:val="center"/>
             </w:pPr>
             <w:r>
               <w:rPr>
@@ -32027,7 +32114,7 @@
         </w:tc>
         <w:tc>
           <w:tcPr>
-            <w:tcW w:type="dxa" w:w="600"/>
+            <w:tcW w:type="dxa" w:w="992"/>
           </w:tcPr>
           <w:tcPr/>
           <w:p>
@@ -32036,13 +32123,13 @@
               <w:jc w:val="center"/>
             </w:pPr>
             <w:r>
-              <w:t xml:space="preserve">4</w:t>
+              <w:t xml:space="preserve">⭐⭐⭐⭐</w:t>
             </w:r>
           </w:p>
         </w:tc>
         <w:tc>
           <w:tcPr>
-            <w:tcW w:type="dxa" w:w="512"/>
+            <w:tcW w:type="dxa" w:w="652"/>
           </w:tcPr>
           <w:tcPr/>
           <w:p>
